--- a/tillsyn/A 1622-2025 tillsynsbegäran.docx
+++ b/tillsyn/A 1622-2025 tillsynsbegäran.docx
@@ -351,7 +351,7 @@
     <w:r>
       <w:tab/>
       <w:tab/>
-      <w:t>2025-01-30</w:t>
+      <w:t>2025-01-31</w:t>
       <w:br/>
       <w:br/>
     </w:r>

--- a/tillsyn/A 1622-2025 tillsynsbegäran.docx
+++ b/tillsyn/A 1622-2025 tillsynsbegäran.docx
@@ -351,7 +351,7 @@
     <w:r>
       <w:tab/>
       <w:tab/>
-      <w:t>2025-01-31</w:t>
+      <w:t>2025-02-02</w:t>
       <w:br/>
       <w:br/>
     </w:r>

--- a/tillsyn/A 1622-2025 tillsynsbegäran.docx
+++ b/tillsyn/A 1622-2025 tillsynsbegäran.docx
@@ -351,7 +351,7 @@
     <w:r>
       <w:tab/>
       <w:tab/>
-      <w:t>2025-02-02</w:t>
+      <w:t>2025-02-03</w:t>
       <w:br/>
       <w:br/>
     </w:r>

--- a/tillsyn/A 1622-2025 tillsynsbegäran.docx
+++ b/tillsyn/A 1622-2025 tillsynsbegäran.docx
@@ -351,7 +351,7 @@
     <w:r>
       <w:tab/>
       <w:tab/>
-      <w:t>2025-02-03</w:t>
+      <w:t>2025-02-04</w:t>
       <w:br/>
       <w:br/>
     </w:r>

--- a/tillsyn/A 1622-2025 tillsynsbegäran.docx
+++ b/tillsyn/A 1622-2025 tillsynsbegäran.docx
@@ -351,7 +351,7 @@
     <w:r>
       <w:tab/>
       <w:tab/>
-      <w:t>2025-02-04</w:t>
+      <w:t>2025-02-05</w:t>
       <w:br/>
       <w:br/>
     </w:r>

--- a/tillsyn/A 1622-2025 tillsynsbegäran.docx
+++ b/tillsyn/A 1622-2025 tillsynsbegäran.docx
@@ -351,7 +351,7 @@
     <w:r>
       <w:tab/>
       <w:tab/>
-      <w:t>2025-02-05</w:t>
+      <w:t>2025-02-06</w:t>
       <w:br/>
       <w:br/>
     </w:r>

--- a/tillsyn/A 1622-2025 tillsynsbegäran.docx
+++ b/tillsyn/A 1622-2025 tillsynsbegäran.docx
@@ -351,7 +351,7 @@
     <w:r>
       <w:tab/>
       <w:tab/>
-      <w:t>2025-02-06</w:t>
+      <w:t>2025-02-07</w:t>
       <w:br/>
       <w:br/>
     </w:r>

--- a/tillsyn/A 1622-2025 tillsynsbegäran.docx
+++ b/tillsyn/A 1622-2025 tillsynsbegäran.docx
@@ -351,7 +351,7 @@
     <w:r>
       <w:tab/>
       <w:tab/>
-      <w:t>2025-02-07</w:t>
+      <w:t>2025-02-08</w:t>
       <w:br/>
       <w:br/>
     </w:r>

--- a/tillsyn/A 1622-2025 tillsynsbegäran.docx
+++ b/tillsyn/A 1622-2025 tillsynsbegäran.docx
@@ -351,7 +351,7 @@
     <w:r>
       <w:tab/>
       <w:tab/>
-      <w:t>2025-02-08</w:t>
+      <w:t>2025-02-09</w:t>
       <w:br/>
       <w:br/>
     </w:r>

--- a/tillsyn/A 1622-2025 tillsynsbegäran.docx
+++ b/tillsyn/A 1622-2025 tillsynsbegäran.docx
@@ -351,7 +351,7 @@
     <w:r>
       <w:tab/>
       <w:tab/>
-      <w:t>2025-02-09</w:t>
+      <w:t>2025-02-10</w:t>
       <w:br/>
       <w:br/>
     </w:r>

--- a/tillsyn/A 1622-2025 tillsynsbegäran.docx
+++ b/tillsyn/A 1622-2025 tillsynsbegäran.docx
@@ -351,7 +351,7 @@
     <w:r>
       <w:tab/>
       <w:tab/>
-      <w:t>2025-02-10</w:t>
+      <w:t>2025-02-11</w:t>
       <w:br/>
       <w:br/>
     </w:r>

--- a/tillsyn/A 1622-2025 tillsynsbegäran.docx
+++ b/tillsyn/A 1622-2025 tillsynsbegäran.docx
@@ -351,7 +351,7 @@
     <w:r>
       <w:tab/>
       <w:tab/>
-      <w:t>2025-02-11</w:t>
+      <w:t>2025-02-12</w:t>
       <w:br/>
       <w:br/>
     </w:r>

--- a/tillsyn/A 1622-2025 tillsynsbegäran.docx
+++ b/tillsyn/A 1622-2025 tillsynsbegäran.docx
@@ -351,7 +351,7 @@
     <w:r>
       <w:tab/>
       <w:tab/>
-      <w:t>2025-02-12</w:t>
+      <w:t>2025-02-13</w:t>
       <w:br/>
       <w:br/>
     </w:r>

--- a/tillsyn/A 1622-2025 tillsynsbegäran.docx
+++ b/tillsyn/A 1622-2025 tillsynsbegäran.docx
@@ -351,7 +351,7 @@
     <w:r>
       <w:tab/>
       <w:tab/>
-      <w:t>2025-02-13</w:t>
+      <w:t>2025-02-14</w:t>
       <w:br/>
       <w:br/>
     </w:r>

--- a/tillsyn/A 1622-2025 tillsynsbegäran.docx
+++ b/tillsyn/A 1622-2025 tillsynsbegäran.docx
@@ -351,7 +351,7 @@
     <w:r>
       <w:tab/>
       <w:tab/>
-      <w:t>2025-02-14</w:t>
+      <w:t>2025-02-15</w:t>
       <w:br/>
       <w:br/>
     </w:r>

--- a/tillsyn/A 1622-2025 tillsynsbegäran.docx
+++ b/tillsyn/A 1622-2025 tillsynsbegäran.docx
@@ -351,7 +351,7 @@
     <w:r>
       <w:tab/>
       <w:tab/>
-      <w:t>2025-02-15</w:t>
+      <w:t>2025-02-16</w:t>
       <w:br/>
       <w:br/>
     </w:r>

--- a/tillsyn/A 1622-2025 tillsynsbegäran.docx
+++ b/tillsyn/A 1622-2025 tillsynsbegäran.docx
@@ -351,7 +351,7 @@
     <w:r>
       <w:tab/>
       <w:tab/>
-      <w:t>2025-02-16</w:t>
+      <w:t>2025-02-17</w:t>
       <w:br/>
       <w:br/>
     </w:r>

--- a/tillsyn/A 1622-2025 tillsynsbegäran.docx
+++ b/tillsyn/A 1622-2025 tillsynsbegäran.docx
@@ -351,7 +351,7 @@
     <w:r>
       <w:tab/>
       <w:tab/>
-      <w:t>2025-02-17</w:t>
+      <w:t>2025-02-18</w:t>
       <w:br/>
       <w:br/>
     </w:r>

--- a/tillsyn/A 1622-2025 tillsynsbegäran.docx
+++ b/tillsyn/A 1622-2025 tillsynsbegäran.docx
@@ -351,7 +351,7 @@
     <w:r>
       <w:tab/>
       <w:tab/>
-      <w:t>2025-02-18</w:t>
+      <w:t>2025-02-19</w:t>
       <w:br/>
       <w:br/>
     </w:r>

--- a/tillsyn/A 1622-2025 tillsynsbegäran.docx
+++ b/tillsyn/A 1622-2025 tillsynsbegäran.docx
@@ -351,7 +351,7 @@
     <w:r>
       <w:tab/>
       <w:tab/>
-      <w:t>2025-02-19</w:t>
+      <w:t>2025-02-20</w:t>
       <w:br/>
       <w:br/>
     </w:r>

--- a/tillsyn/A 1622-2025 tillsynsbegäran.docx
+++ b/tillsyn/A 1622-2025 tillsynsbegäran.docx
@@ -351,7 +351,7 @@
     <w:r>
       <w:tab/>
       <w:tab/>
-      <w:t>2025-02-20</w:t>
+      <w:t>2025-02-21</w:t>
       <w:br/>
       <w:br/>
     </w:r>

--- a/tillsyn/A 1622-2025 tillsynsbegäran.docx
+++ b/tillsyn/A 1622-2025 tillsynsbegäran.docx
@@ -351,7 +351,7 @@
     <w:r>
       <w:tab/>
       <w:tab/>
-      <w:t>2025-02-21</w:t>
+      <w:t>2025-02-22</w:t>
       <w:br/>
       <w:br/>
     </w:r>

--- a/tillsyn/A 1622-2025 tillsynsbegäran.docx
+++ b/tillsyn/A 1622-2025 tillsynsbegäran.docx
@@ -351,7 +351,7 @@
     <w:r>
       <w:tab/>
       <w:tab/>
-      <w:t>2025-02-22</w:t>
+      <w:t>2025-02-23</w:t>
       <w:br/>
       <w:br/>
     </w:r>

--- a/tillsyn/A 1622-2025 tillsynsbegäran.docx
+++ b/tillsyn/A 1622-2025 tillsynsbegäran.docx
@@ -351,7 +351,7 @@
     <w:r>
       <w:tab/>
       <w:tab/>
-      <w:t>2025-02-23</w:t>
+      <w:t>2025-02-24</w:t>
       <w:br/>
       <w:br/>
     </w:r>

--- a/tillsyn/A 1622-2025 tillsynsbegäran.docx
+++ b/tillsyn/A 1622-2025 tillsynsbegäran.docx
@@ -351,7 +351,7 @@
     <w:r>
       <w:tab/>
       <w:tab/>
-      <w:t>2025-02-24</w:t>
+      <w:t>2025-02-25</w:t>
       <w:br/>
       <w:br/>
     </w:r>

--- a/tillsyn/A 1622-2025 tillsynsbegäran.docx
+++ b/tillsyn/A 1622-2025 tillsynsbegäran.docx
@@ -351,7 +351,7 @@
     <w:r>
       <w:tab/>
       <w:tab/>
-      <w:t>2025-02-25</w:t>
+      <w:t>2025-02-26</w:t>
       <w:br/>
       <w:br/>
     </w:r>

--- a/tillsyn/A 1622-2025 tillsynsbegäran.docx
+++ b/tillsyn/A 1622-2025 tillsynsbegäran.docx
@@ -351,7 +351,7 @@
     <w:r>
       <w:tab/>
       <w:tab/>
-      <w:t>2025-02-26</w:t>
+      <w:t>2025-02-27</w:t>
       <w:br/>
       <w:br/>
     </w:r>

--- a/tillsyn/A 1622-2025 tillsynsbegäran.docx
+++ b/tillsyn/A 1622-2025 tillsynsbegäran.docx
@@ -351,7 +351,7 @@
     <w:r>
       <w:tab/>
       <w:tab/>
-      <w:t>2025-02-27</w:t>
+      <w:t>2025-02-28</w:t>
       <w:br/>
       <w:br/>
     </w:r>

--- a/tillsyn/A 1622-2025 tillsynsbegäran.docx
+++ b/tillsyn/A 1622-2025 tillsynsbegäran.docx
@@ -351,7 +351,7 @@
     <w:r>
       <w:tab/>
       <w:tab/>
-      <w:t>2025-02-28</w:t>
+      <w:t>2025-03-01</w:t>
       <w:br/>
       <w:br/>
     </w:r>

--- a/tillsyn/A 1622-2025 tillsynsbegäran.docx
+++ b/tillsyn/A 1622-2025 tillsynsbegäran.docx
@@ -351,7 +351,7 @@
     <w:r>
       <w:tab/>
       <w:tab/>
-      <w:t>2025-03-02</w:t>
+      <w:t>2025-03-03</w:t>
       <w:br/>
       <w:br/>
     </w:r>

--- a/tillsyn/A 1622-2025 tillsynsbegäran.docx
+++ b/tillsyn/A 1622-2025 tillsynsbegäran.docx
@@ -351,7 +351,7 @@
     <w:r>
       <w:tab/>
       <w:tab/>
-      <w:t>2025-03-03</w:t>
+      <w:t>2025-03-04</w:t>
       <w:br/>
       <w:br/>
     </w:r>

--- a/tillsyn/A 1622-2025 tillsynsbegäran.docx
+++ b/tillsyn/A 1622-2025 tillsynsbegäran.docx
@@ -351,7 +351,7 @@
     <w:r>
       <w:tab/>
       <w:tab/>
-      <w:t>2025-03-04</w:t>
+      <w:t>2025-03-05</w:t>
       <w:br/>
       <w:br/>
     </w:r>

--- a/tillsyn/A 1622-2025 tillsynsbegäran.docx
+++ b/tillsyn/A 1622-2025 tillsynsbegäran.docx
@@ -351,7 +351,7 @@
     <w:r>
       <w:tab/>
       <w:tab/>
-      <w:t>2025-03-05</w:t>
+      <w:t>2025-03-06</w:t>
       <w:br/>
       <w:br/>
     </w:r>

--- a/tillsyn/A 1622-2025 tillsynsbegäran.docx
+++ b/tillsyn/A 1622-2025 tillsynsbegäran.docx
@@ -351,7 +351,7 @@
     <w:r>
       <w:tab/>
       <w:tab/>
-      <w:t>2025-03-06</w:t>
+      <w:t>2025-03-07</w:t>
       <w:br/>
       <w:br/>
     </w:r>

--- a/tillsyn/A 1622-2025 tillsynsbegäran.docx
+++ b/tillsyn/A 1622-2025 tillsynsbegäran.docx
@@ -351,7 +351,7 @@
     <w:r>
       <w:tab/>
       <w:tab/>
-      <w:t>2025-03-07</w:t>
+      <w:t>2025-03-08</w:t>
       <w:br/>
       <w:br/>
     </w:r>

--- a/tillsyn/A 1622-2025 tillsynsbegäran.docx
+++ b/tillsyn/A 1622-2025 tillsynsbegäran.docx
@@ -351,7 +351,7 @@
     <w:r>
       <w:tab/>
       <w:tab/>
-      <w:t>2025-03-08</w:t>
+      <w:t>2025-03-09</w:t>
       <w:br/>
       <w:br/>
     </w:r>

--- a/tillsyn/A 1622-2025 tillsynsbegäran.docx
+++ b/tillsyn/A 1622-2025 tillsynsbegäran.docx
@@ -351,7 +351,7 @@
     <w:r>
       <w:tab/>
       <w:tab/>
-      <w:t>2025-03-09</w:t>
+      <w:t>2025-03-10</w:t>
       <w:br/>
       <w:br/>
     </w:r>

--- a/tillsyn/A 1622-2025 tillsynsbegäran.docx
+++ b/tillsyn/A 1622-2025 tillsynsbegäran.docx
@@ -351,7 +351,7 @@
     <w:r>
       <w:tab/>
       <w:tab/>
-      <w:t>2025-03-10</w:t>
+      <w:t>2025-03-11</w:t>
       <w:br/>
       <w:br/>
     </w:r>

--- a/tillsyn/A 1622-2025 tillsynsbegäran.docx
+++ b/tillsyn/A 1622-2025 tillsynsbegäran.docx
@@ -351,7 +351,7 @@
     <w:r>
       <w:tab/>
       <w:tab/>
-      <w:t>2025-03-11</w:t>
+      <w:t>2025-03-12</w:t>
       <w:br/>
       <w:br/>
     </w:r>

--- a/tillsyn/A 1622-2025 tillsynsbegäran.docx
+++ b/tillsyn/A 1622-2025 tillsynsbegäran.docx
@@ -351,7 +351,7 @@
     <w:r>
       <w:tab/>
       <w:tab/>
-      <w:t>2025-03-12</w:t>
+      <w:t>2025-03-13</w:t>
       <w:br/>
       <w:br/>
     </w:r>

--- a/tillsyn/A 1622-2025 tillsynsbegäran.docx
+++ b/tillsyn/A 1622-2025 tillsynsbegäran.docx
@@ -351,7 +351,7 @@
     <w:r>
       <w:tab/>
       <w:tab/>
-      <w:t>2025-03-13</w:t>
+      <w:t>2025-03-14</w:t>
       <w:br/>
       <w:br/>
     </w:r>

--- a/tillsyn/A 1622-2025 tillsynsbegäran.docx
+++ b/tillsyn/A 1622-2025 tillsynsbegäran.docx
@@ -351,7 +351,7 @@
     <w:r>
       <w:tab/>
       <w:tab/>
-      <w:t>2025-03-14</w:t>
+      <w:t>2025-03-15</w:t>
       <w:br/>
       <w:br/>
     </w:r>

--- a/tillsyn/A 1622-2025 tillsynsbegäran.docx
+++ b/tillsyn/A 1622-2025 tillsynsbegäran.docx
@@ -351,7 +351,7 @@
     <w:r>
       <w:tab/>
       <w:tab/>
-      <w:t>2025-03-15</w:t>
+      <w:t>2025-03-16</w:t>
       <w:br/>
       <w:br/>
     </w:r>

--- a/tillsyn/A 1622-2025 tillsynsbegäran.docx
+++ b/tillsyn/A 1622-2025 tillsynsbegäran.docx
@@ -351,7 +351,7 @@
     <w:r>
       <w:tab/>
       <w:tab/>
-      <w:t>2025-03-16</w:t>
+      <w:t>2025-03-17</w:t>
       <w:br/>
       <w:br/>
     </w:r>

--- a/tillsyn/A 1622-2025 tillsynsbegäran.docx
+++ b/tillsyn/A 1622-2025 tillsynsbegäran.docx
@@ -351,7 +351,7 @@
     <w:r>
       <w:tab/>
       <w:tab/>
-      <w:t>2025-03-17</w:t>
+      <w:t>2025-03-18</w:t>
       <w:br/>
       <w:br/>
     </w:r>

--- a/tillsyn/A 1622-2025 tillsynsbegäran.docx
+++ b/tillsyn/A 1622-2025 tillsynsbegäran.docx
@@ -351,7 +351,7 @@
     <w:r>
       <w:tab/>
       <w:tab/>
-      <w:t>2025-03-18</w:t>
+      <w:t>2025-03-19</w:t>
       <w:br/>
       <w:br/>
     </w:r>

--- a/tillsyn/A 1622-2025 tillsynsbegäran.docx
+++ b/tillsyn/A 1622-2025 tillsynsbegäran.docx
@@ -351,7 +351,7 @@
     <w:r>
       <w:tab/>
       <w:tab/>
-      <w:t>2025-03-19</w:t>
+      <w:t>2025-03-20</w:t>
       <w:br/>
       <w:br/>
     </w:r>

--- a/tillsyn/A 1622-2025 tillsynsbegäran.docx
+++ b/tillsyn/A 1622-2025 tillsynsbegäran.docx
@@ -351,7 +351,7 @@
     <w:r>
       <w:tab/>
       <w:tab/>
-      <w:t>2025-03-20</w:t>
+      <w:t>2025-03-21</w:t>
       <w:br/>
       <w:br/>
     </w:r>

--- a/tillsyn/A 1622-2025 tillsynsbegäran.docx
+++ b/tillsyn/A 1622-2025 tillsynsbegäran.docx
@@ -351,7 +351,7 @@
     <w:r>
       <w:tab/>
       <w:tab/>
-      <w:t>2025-03-21</w:t>
+      <w:t>2025-03-22</w:t>
       <w:br/>
       <w:br/>
     </w:r>

--- a/tillsyn/A 1622-2025 tillsynsbegäran.docx
+++ b/tillsyn/A 1622-2025 tillsynsbegäran.docx
@@ -351,7 +351,7 @@
     <w:r>
       <w:tab/>
       <w:tab/>
-      <w:t>2025-03-22</w:t>
+      <w:t>2025-03-23</w:t>
       <w:br/>
       <w:br/>
     </w:r>

--- a/tillsyn/A 1622-2025 tillsynsbegäran.docx
+++ b/tillsyn/A 1622-2025 tillsynsbegäran.docx
@@ -351,7 +351,7 @@
     <w:r>
       <w:tab/>
       <w:tab/>
-      <w:t>2025-03-23</w:t>
+      <w:t>2025-03-24</w:t>
       <w:br/>
       <w:br/>
     </w:r>

--- a/tillsyn/A 1622-2025 tillsynsbegäran.docx
+++ b/tillsyn/A 1622-2025 tillsynsbegäran.docx
@@ -351,7 +351,7 @@
     <w:r>
       <w:tab/>
       <w:tab/>
-      <w:t>2025-03-24</w:t>
+      <w:t>2025-03-25</w:t>
       <w:br/>
       <w:br/>
     </w:r>

--- a/tillsyn/A 1622-2025 tillsynsbegäran.docx
+++ b/tillsyn/A 1622-2025 tillsynsbegäran.docx
@@ -351,7 +351,7 @@
     <w:r>
       <w:tab/>
       <w:tab/>
-      <w:t>2025-03-25</w:t>
+      <w:t>2025-03-26</w:t>
       <w:br/>
       <w:br/>
     </w:r>

--- a/tillsyn/A 1622-2025 tillsynsbegäran.docx
+++ b/tillsyn/A 1622-2025 tillsynsbegäran.docx
@@ -351,7 +351,7 @@
     <w:r>
       <w:tab/>
       <w:tab/>
-      <w:t>2025-03-26</w:t>
+      <w:t>2025-03-27</w:t>
       <w:br/>
       <w:br/>
     </w:r>

--- a/tillsyn/A 1622-2025 tillsynsbegäran.docx
+++ b/tillsyn/A 1622-2025 tillsynsbegäran.docx
@@ -351,7 +351,7 @@
     <w:r>
       <w:tab/>
       <w:tab/>
-      <w:t>2025-03-27</w:t>
+      <w:t>2025-03-28</w:t>
       <w:br/>
       <w:br/>
     </w:r>

--- a/tillsyn/A 1622-2025 tillsynsbegäran.docx
+++ b/tillsyn/A 1622-2025 tillsynsbegäran.docx
@@ -351,7 +351,7 @@
     <w:r>
       <w:tab/>
       <w:tab/>
-      <w:t>2025-04-02</w:t>
+      <w:t>2025-04-03</w:t>
       <w:br/>
       <w:br/>
     </w:r>

--- a/tillsyn/A 1622-2025 tillsynsbegäran.docx
+++ b/tillsyn/A 1622-2025 tillsynsbegäran.docx
@@ -351,7 +351,7 @@
     <w:r>
       <w:tab/>
       <w:tab/>
-      <w:t>2025-04-03</w:t>
+      <w:t>2025-04-05</w:t>
       <w:br/>
       <w:br/>
     </w:r>

--- a/tillsyn/A 1622-2025 tillsynsbegäran.docx
+++ b/tillsyn/A 1622-2025 tillsynsbegäran.docx
@@ -351,7 +351,7 @@
     <w:r>
       <w:tab/>
       <w:tab/>
-      <w:t>2025-04-05</w:t>
+      <w:t>2025-04-06</w:t>
       <w:br/>
       <w:br/>
     </w:r>

--- a/tillsyn/A 1622-2025 tillsynsbegäran.docx
+++ b/tillsyn/A 1622-2025 tillsynsbegäran.docx
@@ -351,7 +351,7 @@
     <w:r>
       <w:tab/>
       <w:tab/>
-      <w:t>2025-04-06</w:t>
+      <w:t>2025-04-07</w:t>
       <w:br/>
       <w:br/>
     </w:r>

--- a/tillsyn/A 1622-2025 tillsynsbegäran.docx
+++ b/tillsyn/A 1622-2025 tillsynsbegäran.docx
@@ -351,7 +351,7 @@
     <w:r>
       <w:tab/>
       <w:tab/>
-      <w:t>2025-04-07</w:t>
+      <w:t>2025-04-08</w:t>
       <w:br/>
       <w:br/>
     </w:r>

--- a/tillsyn/A 1622-2025 tillsynsbegäran.docx
+++ b/tillsyn/A 1622-2025 tillsynsbegäran.docx
@@ -351,7 +351,7 @@
     <w:r>
       <w:tab/>
       <w:tab/>
-      <w:t>2025-04-08</w:t>
+      <w:t>2025-04-09</w:t>
       <w:br/>
       <w:br/>
     </w:r>

--- a/tillsyn/A 1622-2025 tillsynsbegäran.docx
+++ b/tillsyn/A 1622-2025 tillsynsbegäran.docx
@@ -351,7 +351,7 @@
     <w:r>
       <w:tab/>
       <w:tab/>
-      <w:t>2025-04-09</w:t>
+      <w:t>2025-04-10</w:t>
       <w:br/>
       <w:br/>
     </w:r>

--- a/tillsyn/A 1622-2025 tillsynsbegäran.docx
+++ b/tillsyn/A 1622-2025 tillsynsbegäran.docx
@@ -351,7 +351,7 @@
     <w:r>
       <w:tab/>
       <w:tab/>
-      <w:t>2025-04-10</w:t>
+      <w:t>2025-04-11</w:t>
       <w:br/>
       <w:br/>
     </w:r>

--- a/tillsyn/A 1622-2025 tillsynsbegäran.docx
+++ b/tillsyn/A 1622-2025 tillsynsbegäran.docx
@@ -351,7 +351,7 @@
     <w:r>
       <w:tab/>
       <w:tab/>
-      <w:t>2025-04-11</w:t>
+      <w:t>2025-04-12</w:t>
       <w:br/>
       <w:br/>
     </w:r>

--- a/tillsyn/A 1622-2025 tillsynsbegäran.docx
+++ b/tillsyn/A 1622-2025 tillsynsbegäran.docx
@@ -351,7 +351,7 @@
     <w:r>
       <w:tab/>
       <w:tab/>
-      <w:t>2025-04-12</w:t>
+      <w:t>2025-04-13</w:t>
       <w:br/>
       <w:br/>
     </w:r>

--- a/tillsyn/A 1622-2025 tillsynsbegäran.docx
+++ b/tillsyn/A 1622-2025 tillsynsbegäran.docx
@@ -351,7 +351,7 @@
     <w:r>
       <w:tab/>
       <w:tab/>
-      <w:t>2025-04-13</w:t>
+      <w:t>2025-04-14</w:t>
       <w:br/>
       <w:br/>
     </w:r>

--- a/tillsyn/A 1622-2025 tillsynsbegäran.docx
+++ b/tillsyn/A 1622-2025 tillsynsbegäran.docx
@@ -351,7 +351,7 @@
     <w:r>
       <w:tab/>
       <w:tab/>
-      <w:t>2025-04-14</w:t>
+      <w:t>2025-04-15</w:t>
       <w:br/>
       <w:br/>
     </w:r>

--- a/tillsyn/A 1622-2025 tillsynsbegäran.docx
+++ b/tillsyn/A 1622-2025 tillsynsbegäran.docx
@@ -351,7 +351,7 @@
     <w:r>
       <w:tab/>
       <w:tab/>
-      <w:t>2025-04-15</w:t>
+      <w:t>2025-04-16</w:t>
       <w:br/>
       <w:br/>
     </w:r>

--- a/tillsyn/A 1622-2025 tillsynsbegäran.docx
+++ b/tillsyn/A 1622-2025 tillsynsbegäran.docx
@@ -351,7 +351,7 @@
     <w:r>
       <w:tab/>
       <w:tab/>
-      <w:t>2025-04-16</w:t>
+      <w:t>2025-04-17</w:t>
       <w:br/>
       <w:br/>
     </w:r>

--- a/tillsyn/A 1622-2025 tillsynsbegäran.docx
+++ b/tillsyn/A 1622-2025 tillsynsbegäran.docx
@@ -351,7 +351,7 @@
     <w:r>
       <w:tab/>
       <w:tab/>
-      <w:t>2025-04-17</w:t>
+      <w:t>2025-04-18</w:t>
       <w:br/>
       <w:br/>
     </w:r>

--- a/tillsyn/A 1622-2025 tillsynsbegäran.docx
+++ b/tillsyn/A 1622-2025 tillsynsbegäran.docx
@@ -351,7 +351,7 @@
     <w:r>
       <w:tab/>
       <w:tab/>
-      <w:t>2025-04-18</w:t>
+      <w:t>2025-04-19</w:t>
       <w:br/>
       <w:br/>
     </w:r>

--- a/tillsyn/A 1622-2025 tillsynsbegäran.docx
+++ b/tillsyn/A 1622-2025 tillsynsbegäran.docx
@@ -351,7 +351,7 @@
     <w:r>
       <w:tab/>
       <w:tab/>
-      <w:t>2025-05-03</w:t>
+      <w:t>2025-05-04</w:t>
       <w:br/>
       <w:br/>
     </w:r>

--- a/tillsyn/A 1622-2025 tillsynsbegäran.docx
+++ b/tillsyn/A 1622-2025 tillsynsbegäran.docx
@@ -351,7 +351,7 @@
     <w:r>
       <w:tab/>
       <w:tab/>
-      <w:t>2025-05-04</w:t>
+      <w:t>2025-05-06</w:t>
       <w:br/>
       <w:br/>
     </w:r>

--- a/tillsyn/A 1622-2025 tillsynsbegäran.docx
+++ b/tillsyn/A 1622-2025 tillsynsbegäran.docx
@@ -351,7 +351,7 @@
     <w:r>
       <w:tab/>
       <w:tab/>
-      <w:t>2025-05-06</w:t>
+      <w:t>2025-05-07</w:t>
       <w:br/>
       <w:br/>
     </w:r>

--- a/tillsyn/A 1622-2025 tillsynsbegäran.docx
+++ b/tillsyn/A 1622-2025 tillsynsbegäran.docx
@@ -351,7 +351,7 @@
     <w:r>
       <w:tab/>
       <w:tab/>
-      <w:t>2025-05-07</w:t>
+      <w:t>2025-05-08</w:t>
       <w:br/>
       <w:br/>
     </w:r>

--- a/tillsyn/A 1622-2025 tillsynsbegäran.docx
+++ b/tillsyn/A 1622-2025 tillsynsbegäran.docx
@@ -351,7 +351,7 @@
     <w:r>
       <w:tab/>
       <w:tab/>
-      <w:t>2025-05-08</w:t>
+      <w:t>2025-05-09</w:t>
       <w:br/>
       <w:br/>
     </w:r>

--- a/tillsyn/A 1622-2025 tillsynsbegäran.docx
+++ b/tillsyn/A 1622-2025 tillsynsbegäran.docx
@@ -351,7 +351,7 @@
     <w:r>
       <w:tab/>
       <w:tab/>
-      <w:t>2025-05-09</w:t>
+      <w:t>2025-05-10</w:t>
       <w:br/>
       <w:br/>
     </w:r>

--- a/tillsyn/A 1622-2025 tillsynsbegäran.docx
+++ b/tillsyn/A 1622-2025 tillsynsbegäran.docx
@@ -351,7 +351,7 @@
     <w:r>
       <w:tab/>
       <w:tab/>
-      <w:t>2025-05-10</w:t>
+      <w:t>2025-05-11</w:t>
       <w:br/>
       <w:br/>
     </w:r>

--- a/tillsyn/A 1622-2025 tillsynsbegäran.docx
+++ b/tillsyn/A 1622-2025 tillsynsbegäran.docx
@@ -351,7 +351,7 @@
     <w:r>
       <w:tab/>
       <w:tab/>
-      <w:t>2025-05-11</w:t>
+      <w:t>2025-05-12</w:t>
       <w:br/>
       <w:br/>
     </w:r>

--- a/tillsyn/A 1622-2025 tillsynsbegäran.docx
+++ b/tillsyn/A 1622-2025 tillsynsbegäran.docx
@@ -351,7 +351,7 @@
     <w:r>
       <w:tab/>
       <w:tab/>
-      <w:t>2025-05-12</w:t>
+      <w:t>2025-05-13</w:t>
       <w:br/>
       <w:br/>
     </w:r>

--- a/tillsyn/A 1622-2025 tillsynsbegäran.docx
+++ b/tillsyn/A 1622-2025 tillsynsbegäran.docx
@@ -351,7 +351,7 @@
     <w:r>
       <w:tab/>
       <w:tab/>
-      <w:t>2025-05-13</w:t>
+      <w:t>2025-05-14</w:t>
       <w:br/>
       <w:br/>
     </w:r>

--- a/tillsyn/A 1622-2025 tillsynsbegäran.docx
+++ b/tillsyn/A 1622-2025 tillsynsbegäran.docx
@@ -351,7 +351,7 @@
     <w:r>
       <w:tab/>
       <w:tab/>
-      <w:t>2025-05-14</w:t>
+      <w:t>2025-05-15</w:t>
       <w:br/>
       <w:br/>
     </w:r>

--- a/tillsyn/A 1622-2025 tillsynsbegäran.docx
+++ b/tillsyn/A 1622-2025 tillsynsbegäran.docx
@@ -351,7 +351,7 @@
     <w:r>
       <w:tab/>
       <w:tab/>
-      <w:t>2025-05-15</w:t>
+      <w:t>2025-05-16</w:t>
       <w:br/>
       <w:br/>
     </w:r>

--- a/tillsyn/A 1622-2025 tillsynsbegäran.docx
+++ b/tillsyn/A 1622-2025 tillsynsbegäran.docx
@@ -351,7 +351,7 @@
     <w:r>
       <w:tab/>
       <w:tab/>
-      <w:t>2025-05-16</w:t>
+      <w:t>2025-05-17</w:t>
       <w:br/>
       <w:br/>
     </w:r>

--- a/tillsyn/A 1622-2025 tillsynsbegäran.docx
+++ b/tillsyn/A 1622-2025 tillsynsbegäran.docx
@@ -351,7 +351,7 @@
     <w:r>
       <w:tab/>
       <w:tab/>
-      <w:t>2025-05-17</w:t>
+      <w:t>2025-05-18</w:t>
       <w:br/>
       <w:br/>
     </w:r>

--- a/tillsyn/A 1622-2025 tillsynsbegäran.docx
+++ b/tillsyn/A 1622-2025 tillsynsbegäran.docx
@@ -351,7 +351,7 @@
     <w:r>
       <w:tab/>
       <w:tab/>
-      <w:t>2025-05-18</w:t>
+      <w:t>2025-05-19</w:t>
       <w:br/>
       <w:br/>
     </w:r>

--- a/tillsyn/A 1622-2025 tillsynsbegäran.docx
+++ b/tillsyn/A 1622-2025 tillsynsbegäran.docx
@@ -351,7 +351,7 @@
     <w:r>
       <w:tab/>
       <w:tab/>
-      <w:t>2025-05-19</w:t>
+      <w:t>2025-05-20</w:t>
       <w:br/>
       <w:br/>
     </w:r>

--- a/tillsyn/A 1622-2025 tillsynsbegäran.docx
+++ b/tillsyn/A 1622-2025 tillsynsbegäran.docx
@@ -351,7 +351,7 @@
     <w:r>
       <w:tab/>
       <w:tab/>
-      <w:t>2025-05-20</w:t>
+      <w:t>2025-05-21</w:t>
       <w:br/>
       <w:br/>
     </w:r>

--- a/tillsyn/A 1622-2025 tillsynsbegäran.docx
+++ b/tillsyn/A 1622-2025 tillsynsbegäran.docx
@@ -351,7 +351,7 @@
     <w:r>
       <w:tab/>
       <w:tab/>
-      <w:t>2025-05-21</w:t>
+      <w:t>2025-05-22</w:t>
       <w:br/>
       <w:br/>
     </w:r>

--- a/tillsyn/A 1622-2025 tillsynsbegäran.docx
+++ b/tillsyn/A 1622-2025 tillsynsbegäran.docx
@@ -351,7 +351,7 @@
     <w:r>
       <w:tab/>
       <w:tab/>
-      <w:t>2025-05-22</w:t>
+      <w:t>2025-05-23</w:t>
       <w:br/>
       <w:br/>
     </w:r>

--- a/tillsyn/A 1622-2025 tillsynsbegäran.docx
+++ b/tillsyn/A 1622-2025 tillsynsbegäran.docx
@@ -351,7 +351,7 @@
     <w:r>
       <w:tab/>
       <w:tab/>
-      <w:t>2025-05-23</w:t>
+      <w:t>2025-05-24</w:t>
       <w:br/>
       <w:br/>
     </w:r>

--- a/tillsyn/A 1622-2025 tillsynsbegäran.docx
+++ b/tillsyn/A 1622-2025 tillsynsbegäran.docx
@@ -351,7 +351,7 @@
     <w:r>
       <w:tab/>
       <w:tab/>
-      <w:t>2025-05-24</w:t>
+      <w:t>2025-05-25</w:t>
       <w:br/>
       <w:br/>
     </w:r>

--- a/tillsyn/A 1622-2025 tillsynsbegäran.docx
+++ b/tillsyn/A 1622-2025 tillsynsbegäran.docx
@@ -351,7 +351,7 @@
     <w:r>
       <w:tab/>
       <w:tab/>
-      <w:t>2025-05-25</w:t>
+      <w:t>2025-05-26</w:t>
       <w:br/>
       <w:br/>
     </w:r>

--- a/tillsyn/A 1622-2025 tillsynsbegäran.docx
+++ b/tillsyn/A 1622-2025 tillsynsbegäran.docx
@@ -351,7 +351,7 @@
     <w:r>
       <w:tab/>
       <w:tab/>
-      <w:t>2025-05-26</w:t>
+      <w:t>2025-05-27</w:t>
       <w:br/>
       <w:br/>
     </w:r>

--- a/tillsyn/A 1622-2025 tillsynsbegäran.docx
+++ b/tillsyn/A 1622-2025 tillsynsbegäran.docx
@@ -88,6 +88,17 @@
       </w:pPr>
       <w:r>
         <w:t>Figur 1. Fyndplatser för naturvårdsarter i det avverkningsanmälda området (röd linje). Markörer utan svart kant är placerade på fyndplatsen. Markörer med svart kant är placerade vid sidan av fyndplatsen och har ett svart streck som visar fyndplatsens exakta position. Kartans mittpunktskoordinat är N 6953693, E 526830 i SWEREF 99 TM.</w:t>
+      </w:r>
+    </w:p>
+    <w:p>
+      <w:r>
+        <w:rPr>
+          <w:b/>
+        </w:rPr>
+        <w:t xml:space="preserve">Ögonpyrola </w:t>
+      </w:r>
+      <w:r>
+        <w:t>är normalt en bra signalart som visar på områden med höga naturvärden och stabila förhållanden, särskilt inom näringsfattiga trakter. Växten är mycket känslig för markskador och försvinner snabbt efter slutavverkning. Den hotas också av skogsgödsling och markavvattning (Nitare &amp; Skogsstyrelsen, 2019).</w:t>
       </w:r>
     </w:p>
     <w:p>
@@ -351,7 +362,7 @@
     <w:r>
       <w:tab/>
       <w:tab/>
-      <w:t>2025-05-27</w:t>
+      <w:t>2025-05-30</w:t>
       <w:br/>
       <w:br/>
     </w:r>

--- a/tillsyn/A 1622-2025 tillsynsbegäran.docx
+++ b/tillsyn/A 1622-2025 tillsynsbegäran.docx
@@ -362,7 +362,7 @@
     <w:r>
       <w:tab/>
       <w:tab/>
-      <w:t>2025-05-30</w:t>
+      <w:t>2025-06-01</w:t>
       <w:br/>
       <w:br/>
     </w:r>

--- a/tillsyn/A 1622-2025 tillsynsbegäran.docx
+++ b/tillsyn/A 1622-2025 tillsynsbegäran.docx
@@ -362,7 +362,7 @@
     <w:r>
       <w:tab/>
       <w:tab/>
-      <w:t>2025-06-01</w:t>
+      <w:t>2025-06-02</w:t>
       <w:br/>
       <w:br/>
     </w:r>

--- a/tillsyn/A 1622-2025 tillsynsbegäran.docx
+++ b/tillsyn/A 1622-2025 tillsynsbegäran.docx
@@ -362,7 +362,7 @@
     <w:r>
       <w:tab/>
       <w:tab/>
-      <w:t>2025-06-02</w:t>
+      <w:t>2025-06-03</w:t>
       <w:br/>
       <w:br/>
     </w:r>

--- a/tillsyn/A 1622-2025 tillsynsbegäran.docx
+++ b/tillsyn/A 1622-2025 tillsynsbegäran.docx
@@ -362,7 +362,7 @@
     <w:r>
       <w:tab/>
       <w:tab/>
-      <w:t>2025-06-03</w:t>
+      <w:t>2025-06-04</w:t>
       <w:br/>
       <w:br/>
     </w:r>

--- a/tillsyn/A 1622-2025 tillsynsbegäran.docx
+++ b/tillsyn/A 1622-2025 tillsynsbegäran.docx
@@ -362,7 +362,7 @@
     <w:r>
       <w:tab/>
       <w:tab/>
-      <w:t>2025-06-04</w:t>
+      <w:t>2025-06-05</w:t>
       <w:br/>
       <w:br/>
     </w:r>

--- a/tillsyn/A 1622-2025 tillsynsbegäran.docx
+++ b/tillsyn/A 1622-2025 tillsynsbegäran.docx
@@ -362,7 +362,7 @@
     <w:r>
       <w:tab/>
       <w:tab/>
-      <w:t>2025-06-05</w:t>
+      <w:t>2025-06-13</w:t>
       <w:br/>
       <w:br/>
     </w:r>

--- a/tillsyn/A 1622-2025 tillsynsbegäran.docx
+++ b/tillsyn/A 1622-2025 tillsynsbegäran.docx
@@ -362,7 +362,7 @@
     <w:r>
       <w:tab/>
       <w:tab/>
-      <w:t>2025-06-13</w:t>
+      <w:t>2025-06-15</w:t>
       <w:br/>
       <w:br/>
     </w:r>

--- a/tillsyn/A 1622-2025 tillsynsbegäran.docx
+++ b/tillsyn/A 1622-2025 tillsynsbegäran.docx
@@ -362,7 +362,7 @@
     <w:r>
       <w:tab/>
       <w:tab/>
-      <w:t>2025-06-15</w:t>
+      <w:t>2025-06-16</w:t>
       <w:br/>
       <w:br/>
     </w:r>

--- a/tillsyn/A 1622-2025 tillsynsbegäran.docx
+++ b/tillsyn/A 1622-2025 tillsynsbegäran.docx
@@ -362,7 +362,7 @@
     <w:r>
       <w:tab/>
       <w:tab/>
-      <w:t>2025-06-16</w:t>
+      <w:t>2025-06-17</w:t>
       <w:br/>
       <w:br/>
     </w:r>

--- a/tillsyn/A 1622-2025 tillsynsbegäran.docx
+++ b/tillsyn/A 1622-2025 tillsynsbegäran.docx
@@ -362,7 +362,7 @@
     <w:r>
       <w:tab/>
       <w:tab/>
-      <w:t>2025-06-17</w:t>
+      <w:t>2025-06-18</w:t>
       <w:br/>
       <w:br/>
     </w:r>

--- a/tillsyn/A 1622-2025 tillsynsbegäran.docx
+++ b/tillsyn/A 1622-2025 tillsynsbegäran.docx
@@ -362,7 +362,7 @@
     <w:r>
       <w:tab/>
       <w:tab/>
-      <w:t>2025-06-18</w:t>
+      <w:t>2025-06-19</w:t>
       <w:br/>
       <w:br/>
     </w:r>

--- a/tillsyn/A 1622-2025 tillsynsbegäran.docx
+++ b/tillsyn/A 1622-2025 tillsynsbegäran.docx
@@ -362,7 +362,7 @@
     <w:r>
       <w:tab/>
       <w:tab/>
-      <w:t>2025-06-19</w:t>
+      <w:t>2025-06-20</w:t>
       <w:br/>
       <w:br/>
     </w:r>

--- a/tillsyn/A 1622-2025 tillsynsbegäran.docx
+++ b/tillsyn/A 1622-2025 tillsynsbegäran.docx
@@ -362,7 +362,7 @@
     <w:r>
       <w:tab/>
       <w:tab/>
-      <w:t>2025-06-20</w:t>
+      <w:t>2025-06-21</w:t>
       <w:br/>
       <w:br/>
     </w:r>

--- a/tillsyn/A 1622-2025 tillsynsbegäran.docx
+++ b/tillsyn/A 1622-2025 tillsynsbegäran.docx
@@ -362,7 +362,7 @@
     <w:r>
       <w:tab/>
       <w:tab/>
-      <w:t>2025-06-21</w:t>
+      <w:t>2025-06-22</w:t>
       <w:br/>
       <w:br/>
     </w:r>

--- a/tillsyn/A 1622-2025 tillsynsbegäran.docx
+++ b/tillsyn/A 1622-2025 tillsynsbegäran.docx
@@ -362,7 +362,7 @@
     <w:r>
       <w:tab/>
       <w:tab/>
-      <w:t>2025-06-22</w:t>
+      <w:t>2025-06-23</w:t>
       <w:br/>
       <w:br/>
     </w:r>

--- a/tillsyn/A 1622-2025 tillsynsbegäran.docx
+++ b/tillsyn/A 1622-2025 tillsynsbegäran.docx
@@ -362,7 +362,7 @@
     <w:r>
       <w:tab/>
       <w:tab/>
-      <w:t>2025-06-23</w:t>
+      <w:t>2025-06-24</w:t>
       <w:br/>
       <w:br/>
     </w:r>

--- a/tillsyn/A 1622-2025 tillsynsbegäran.docx
+++ b/tillsyn/A 1622-2025 tillsynsbegäran.docx
@@ -362,7 +362,7 @@
     <w:r>
       <w:tab/>
       <w:tab/>
-      <w:t>2025-06-24</w:t>
+      <w:t>2025-06-25</w:t>
       <w:br/>
       <w:br/>
     </w:r>

--- a/tillsyn/A 1622-2025 tillsynsbegäran.docx
+++ b/tillsyn/A 1622-2025 tillsynsbegäran.docx
@@ -362,7 +362,7 @@
     <w:r>
       <w:tab/>
       <w:tab/>
-      <w:t>2025-06-25</w:t>
+      <w:t>2025-06-26</w:t>
       <w:br/>
       <w:br/>
     </w:r>

--- a/tillsyn/A 1622-2025 tillsynsbegäran.docx
+++ b/tillsyn/A 1622-2025 tillsynsbegäran.docx
@@ -362,7 +362,7 @@
     <w:r>
       <w:tab/>
       <w:tab/>
-      <w:t>2025-06-26</w:t>
+      <w:t>2025-06-27</w:t>
       <w:br/>
       <w:br/>
     </w:r>

--- a/tillsyn/A 1622-2025 tillsynsbegäran.docx
+++ b/tillsyn/A 1622-2025 tillsynsbegäran.docx
@@ -362,7 +362,7 @@
     <w:r>
       <w:tab/>
       <w:tab/>
-      <w:t>2025-06-27</w:t>
+      <w:t>2025-06-28</w:t>
       <w:br/>
       <w:br/>
     </w:r>

--- a/tillsyn/A 1622-2025 tillsynsbegäran.docx
+++ b/tillsyn/A 1622-2025 tillsynsbegäran.docx
@@ -362,7 +362,7 @@
     <w:r>
       <w:tab/>
       <w:tab/>
-      <w:t>2025-06-28</w:t>
+      <w:t>2025-06-29</w:t>
       <w:br/>
       <w:br/>
     </w:r>

--- a/tillsyn/A 1622-2025 tillsynsbegäran.docx
+++ b/tillsyn/A 1622-2025 tillsynsbegäran.docx
@@ -362,7 +362,7 @@
     <w:r>
       <w:tab/>
       <w:tab/>
-      <w:t>2025-06-29</w:t>
+      <w:t>2025-06-30</w:t>
       <w:br/>
       <w:br/>
     </w:r>

--- a/tillsyn/A 1622-2025 tillsynsbegäran.docx
+++ b/tillsyn/A 1622-2025 tillsynsbegäran.docx
@@ -362,7 +362,7 @@
     <w:r>
       <w:tab/>
       <w:tab/>
-      <w:t>2025-06-30</w:t>
+      <w:t>2025-07-01</w:t>
       <w:br/>
       <w:br/>
     </w:r>

--- a/tillsyn/A 1622-2025 tillsynsbegäran.docx
+++ b/tillsyn/A 1622-2025 tillsynsbegäran.docx
@@ -362,7 +362,7 @@
     <w:r>
       <w:tab/>
       <w:tab/>
-      <w:t>2025-07-01</w:t>
+      <w:t>2025-07-02</w:t>
       <w:br/>
       <w:br/>
     </w:r>

--- a/tillsyn/A 1622-2025 tillsynsbegäran.docx
+++ b/tillsyn/A 1622-2025 tillsynsbegäran.docx
@@ -362,7 +362,7 @@
     <w:r>
       <w:tab/>
       <w:tab/>
-      <w:t>2025-07-02</w:t>
+      <w:t>2025-07-03</w:t>
       <w:br/>
       <w:br/>
     </w:r>

--- a/tillsyn/A 1622-2025 tillsynsbegäran.docx
+++ b/tillsyn/A 1622-2025 tillsynsbegäran.docx
@@ -362,7 +362,7 @@
     <w:r>
       <w:tab/>
       <w:tab/>
-      <w:t>2025-07-03</w:t>
+      <w:t>2025-07-04</w:t>
       <w:br/>
       <w:br/>
     </w:r>

--- a/tillsyn/A 1622-2025 tillsynsbegäran.docx
+++ b/tillsyn/A 1622-2025 tillsynsbegäran.docx
@@ -362,7 +362,7 @@
     <w:r>
       <w:tab/>
       <w:tab/>
-      <w:t>2025-07-04</w:t>
+      <w:t>2025-07-05</w:t>
       <w:br/>
       <w:br/>
     </w:r>

--- a/tillsyn/A 1622-2025 tillsynsbegäran.docx
+++ b/tillsyn/A 1622-2025 tillsynsbegäran.docx
@@ -362,7 +362,7 @@
     <w:r>
       <w:tab/>
       <w:tab/>
-      <w:t>2025-07-05</w:t>
+      <w:t>2025-07-06</w:t>
       <w:br/>
       <w:br/>
     </w:r>

--- a/tillsyn/A 1622-2025 tillsynsbegäran.docx
+++ b/tillsyn/A 1622-2025 tillsynsbegäran.docx
@@ -362,7 +362,7 @@
     <w:r>
       <w:tab/>
       <w:tab/>
-      <w:t>2025-07-06</w:t>
+      <w:t>2025-07-07</w:t>
       <w:br/>
       <w:br/>
     </w:r>

--- a/tillsyn/A 1622-2025 tillsynsbegäran.docx
+++ b/tillsyn/A 1622-2025 tillsynsbegäran.docx
@@ -362,7 +362,7 @@
     <w:r>
       <w:tab/>
       <w:tab/>
-      <w:t>2025-07-07</w:t>
+      <w:t>2025-07-08</w:t>
       <w:br/>
       <w:br/>
     </w:r>

--- a/tillsyn/A 1622-2025 tillsynsbegäran.docx
+++ b/tillsyn/A 1622-2025 tillsynsbegäran.docx
@@ -362,7 +362,7 @@
     <w:r>
       <w:tab/>
       <w:tab/>
-      <w:t>2025-07-08</w:t>
+      <w:t>2025-07-09</w:t>
       <w:br/>
       <w:br/>
     </w:r>

--- a/tillsyn/A 1622-2025 tillsynsbegäran.docx
+++ b/tillsyn/A 1622-2025 tillsynsbegäran.docx
@@ -362,7 +362,7 @@
     <w:r>
       <w:tab/>
       <w:tab/>
-      <w:t>2025-07-09</w:t>
+      <w:t>2025-07-11</w:t>
       <w:br/>
       <w:br/>
     </w:r>

--- a/tillsyn/A 1622-2025 tillsynsbegäran.docx
+++ b/tillsyn/A 1622-2025 tillsynsbegäran.docx
@@ -362,7 +362,7 @@
     <w:r>
       <w:tab/>
       <w:tab/>
-      <w:t>2025-07-11</w:t>
+      <w:t>2025-07-12</w:t>
       <w:br/>
       <w:br/>
     </w:r>

--- a/tillsyn/A 1622-2025 tillsynsbegäran.docx
+++ b/tillsyn/A 1622-2025 tillsynsbegäran.docx
@@ -362,7 +362,7 @@
     <w:r>
       <w:tab/>
       <w:tab/>
-      <w:t>2025-07-12</w:t>
+      <w:t>2025-07-13</w:t>
       <w:br/>
       <w:br/>
     </w:r>

--- a/tillsyn/A 1622-2025 tillsynsbegäran.docx
+++ b/tillsyn/A 1622-2025 tillsynsbegäran.docx
@@ -362,7 +362,7 @@
     <w:r>
       <w:tab/>
       <w:tab/>
-      <w:t>2025-07-13</w:t>
+      <w:t>2025-07-14</w:t>
       <w:br/>
       <w:br/>
     </w:r>

--- a/tillsyn/A 1622-2025 tillsynsbegäran.docx
+++ b/tillsyn/A 1622-2025 tillsynsbegäran.docx
@@ -362,7 +362,7 @@
     <w:r>
       <w:tab/>
       <w:tab/>
-      <w:t>2025-08-06</w:t>
+      <w:t>2025-08-09</w:t>
       <w:br/>
       <w:br/>
     </w:r>
